--- a/docs/Controls-and-compliance-checklist.docx
+++ b/docs/Controls-and-compliance-checklist.docx
@@ -62,15 +62,7 @@
           <w:sz w:val="24"/>
           <w:szCs w:val="24"/>
         </w:rPr>
-        <w:t>. For more details about each control, including the type and purpose, ref</w:t>
-      </w:r>
-      <w:r>
-        <w:rPr>
-          <w:rFonts w:ascii="Google Sans" w:eastAsia="Google Sans" w:hAnsi="Google Sans" w:cs="Google Sans"/>
-          <w:sz w:val="24"/>
-          <w:szCs w:val="24"/>
-        </w:rPr>
-        <w:t xml:space="preserve">er to the </w:t>
+        <w:t xml:space="preserve">. For more details about each control, including the type and purpose, refer to the </w:t>
       </w:r>
       <w:hyperlink r:id="rId6">
         <w:r>
@@ -146,16 +138,7 @@
           <w:sz w:val="24"/>
           <w:szCs w:val="24"/>
         </w:rPr>
-        <w:t xml:space="preserve"> Toys currently have this control in p</w:t>
-      </w:r>
-      <w:r>
-        <w:rPr>
-          <w:rFonts w:ascii="Google Sans" w:eastAsia="Google Sans" w:hAnsi="Google Sans" w:cs="Google Sans"/>
-          <w:i/>
-          <w:sz w:val="24"/>
-          <w:szCs w:val="24"/>
-        </w:rPr>
-        <w:t xml:space="preserve">lace? </w:t>
+        <w:t xml:space="preserve"> Toys currently have this control in place? </w:t>
       </w:r>
     </w:p>
     <w:p>
@@ -1547,6 +1530,7 @@
         </w:rPr>
       </w:pPr>
       <w:r>
+        <w:lastRenderedPageBreak/>
         <w:pict w14:anchorId="4B508139">
           <v:rect id="_x0000_i1025" style="width:0;height:1.5pt" o:hralign="center" o:hrstd="t" o:hr="t" fillcolor="#a0a0a0" stroked="f"/>
         </w:pict>
@@ -1671,16 +1655,7 @@
           <w:sz w:val="24"/>
           <w:szCs w:val="24"/>
         </w:rPr>
-        <w:t xml:space="preserve"> Toys currently adhere to this compliance best practic</w:t>
-      </w:r>
-      <w:r>
-        <w:rPr>
-          <w:rFonts w:ascii="Google Sans" w:eastAsia="Google Sans" w:hAnsi="Google Sans" w:cs="Google Sans"/>
-          <w:i/>
-          <w:sz w:val="24"/>
-          <w:szCs w:val="24"/>
-        </w:rPr>
-        <w:t>e?</w:t>
+        <w:t xml:space="preserve"> Toys currently adhere to this compliance best practice?</w:t>
       </w:r>
     </w:p>
     <w:p>
@@ -2760,6 +2735,7 @@
           <w:szCs w:val="24"/>
           <w:u w:val="single"/>
         </w:rPr>
+        <w:lastRenderedPageBreak/>
         <w:t>System and Organizations Controls (SOC type 1, SOC type 2)</w:t>
       </w:r>
       <w:r>
@@ -3205,8 +3181,6 @@
                 <w:szCs w:val="24"/>
               </w:rPr>
             </w:pPr>
-            <w:bookmarkStart w:id="1" w:name="_GoBack"/>
-            <w:bookmarkEnd w:id="1"/>
           </w:p>
         </w:tc>
         <w:tc>
@@ -3323,6 +3297,11 @@
     <w:p>
       <w:pPr>
         <w:spacing w:after="200" w:line="360" w:lineRule="auto"/>
+        <w:rPr>
+          <w:rFonts w:ascii="Google Sans" w:eastAsia="Google Sans" w:hAnsi="Google Sans" w:cs="Google Sans"/>
+          <w:sz w:val="24"/>
+          <w:szCs w:val="24"/>
+        </w:rPr>
       </w:pPr>
       <w:r>
         <w:rPr>
@@ -3331,15 +3310,18 @@
           <w:sz w:val="24"/>
           <w:szCs w:val="24"/>
         </w:rPr>
-        <w:t xml:space="preserve">Recommendations (optional): </w:t>
+        <w:t xml:space="preserve">Recommendations </w:t>
       </w:r>
+      <w:bookmarkStart w:id="1" w:name="_GoBack"/>
+      <w:bookmarkEnd w:id="1"/>
       <w:r>
         <w:rPr>
           <w:rFonts w:ascii="Google Sans" w:eastAsia="Google Sans" w:hAnsi="Google Sans" w:cs="Google Sans"/>
-          <w:sz w:val="24"/>
-          <w:szCs w:val="24"/>
-        </w:rPr>
-        <w:t xml:space="preserve">In this section, provide recommendations, related to controls and/or compliance needs, that your IT manager could communicate to stakeholders to reduce risks to assets and improve </w:t>
+          <w:b/>
+          <w:sz w:val="24"/>
+          <w:szCs w:val="24"/>
+        </w:rPr>
+        <w:t xml:space="preserve">: </w:t>
       </w:r>
       <w:proofErr w:type="spellStart"/>
       <w:r>
@@ -3357,10 +3339,215 @@
           <w:sz w:val="24"/>
           <w:szCs w:val="24"/>
         </w:rPr>
-        <w:t xml:space="preserve"> Toys’ security posture.</w:t>
+        <w:t xml:space="preserve"> Toys should prioritize implementing least privilege access controls</w:t>
       </w:r>
     </w:p>
-    <w:p/>
+    <w:p>
+      <w:pPr>
+        <w:spacing w:after="200" w:line="360" w:lineRule="auto"/>
+        <w:rPr>
+          <w:rFonts w:ascii="Google Sans" w:eastAsia="Google Sans" w:hAnsi="Google Sans" w:cs="Google Sans"/>
+          <w:sz w:val="24"/>
+          <w:szCs w:val="24"/>
+        </w:rPr>
+      </w:pPr>
+      <w:r>
+        <w:rPr>
+          <w:rFonts w:ascii="Google Sans" w:eastAsia="Google Sans" w:hAnsi="Google Sans" w:cs="Google Sans"/>
+          <w:sz w:val="24"/>
+          <w:szCs w:val="24"/>
+        </w:rPr>
+        <w:t>and separation of duties to reduce the risk of unauthorized access to</w:t>
+      </w:r>
+    </w:p>
+    <w:p>
+      <w:pPr>
+        <w:spacing w:after="200" w:line="360" w:lineRule="auto"/>
+        <w:rPr>
+          <w:rFonts w:ascii="Google Sans" w:eastAsia="Google Sans" w:hAnsi="Google Sans" w:cs="Google Sans"/>
+          <w:sz w:val="24"/>
+          <w:szCs w:val="24"/>
+        </w:rPr>
+      </w:pPr>
+      <w:r>
+        <w:rPr>
+          <w:rFonts w:ascii="Google Sans" w:eastAsia="Google Sans" w:hAnsi="Google Sans" w:cs="Google Sans"/>
+          <w:sz w:val="24"/>
+          <w:szCs w:val="24"/>
+        </w:rPr>
+        <w:t>sensitive data.</w:t>
+      </w:r>
+    </w:p>
+    <w:p>
+      <w:pPr>
+        <w:spacing w:after="200" w:line="360" w:lineRule="auto"/>
+        <w:rPr>
+          <w:rFonts w:ascii="Google Sans" w:eastAsia="Google Sans" w:hAnsi="Google Sans" w:cs="Google Sans"/>
+          <w:sz w:val="24"/>
+          <w:szCs w:val="24"/>
+        </w:rPr>
+      </w:pPr>
+    </w:p>
+    <w:p>
+      <w:pPr>
+        <w:spacing w:after="200" w:line="360" w:lineRule="auto"/>
+        <w:rPr>
+          <w:rFonts w:ascii="Google Sans" w:eastAsia="Google Sans" w:hAnsi="Google Sans" w:cs="Google Sans"/>
+          <w:sz w:val="24"/>
+          <w:szCs w:val="24"/>
+        </w:rPr>
+      </w:pPr>
+      <w:r>
+        <w:rPr>
+          <w:rFonts w:ascii="Google Sans" w:eastAsia="Google Sans" w:hAnsi="Google Sans" w:cs="Google Sans"/>
+          <w:sz w:val="24"/>
+          <w:szCs w:val="24"/>
+        </w:rPr>
+        <w:t>Encryption should be implemented for customer payment and personal data</w:t>
+      </w:r>
+    </w:p>
+    <w:p>
+      <w:pPr>
+        <w:spacing w:after="200" w:line="360" w:lineRule="auto"/>
+        <w:rPr>
+          <w:rFonts w:ascii="Google Sans" w:eastAsia="Google Sans" w:hAnsi="Google Sans" w:cs="Google Sans"/>
+          <w:sz w:val="24"/>
+          <w:szCs w:val="24"/>
+        </w:rPr>
+      </w:pPr>
+      <w:r>
+        <w:rPr>
+          <w:rFonts w:ascii="Google Sans" w:eastAsia="Google Sans" w:hAnsi="Google Sans" w:cs="Google Sans"/>
+          <w:sz w:val="24"/>
+          <w:szCs w:val="24"/>
+        </w:rPr>
+        <w:t>to improve confidentiality and support PCI DSS and GDPR compliance.</w:t>
+      </w:r>
+    </w:p>
+    <w:p>
+      <w:pPr>
+        <w:spacing w:after="200" w:line="360" w:lineRule="auto"/>
+        <w:rPr>
+          <w:rFonts w:ascii="Google Sans" w:eastAsia="Google Sans" w:hAnsi="Google Sans" w:cs="Google Sans"/>
+          <w:sz w:val="24"/>
+          <w:szCs w:val="24"/>
+        </w:rPr>
+      </w:pPr>
+    </w:p>
+    <w:p>
+      <w:pPr>
+        <w:spacing w:after="200" w:line="360" w:lineRule="auto"/>
+        <w:rPr>
+          <w:rFonts w:ascii="Google Sans" w:eastAsia="Google Sans" w:hAnsi="Google Sans" w:cs="Google Sans"/>
+          <w:sz w:val="24"/>
+          <w:szCs w:val="24"/>
+        </w:rPr>
+      </w:pPr>
+      <w:r>
+        <w:rPr>
+          <w:rFonts w:ascii="Google Sans" w:eastAsia="Google Sans" w:hAnsi="Google Sans" w:cs="Google Sans"/>
+          <w:sz w:val="24"/>
+          <w:szCs w:val="24"/>
+        </w:rPr>
+        <w:t>The organization should deploy an Intrusion Detection System (IDS),</w:t>
+      </w:r>
+    </w:p>
+    <w:p>
+      <w:pPr>
+        <w:spacing w:after="200" w:line="360" w:lineRule="auto"/>
+        <w:rPr>
+          <w:rFonts w:ascii="Google Sans" w:eastAsia="Google Sans" w:hAnsi="Google Sans" w:cs="Google Sans"/>
+          <w:sz w:val="24"/>
+          <w:szCs w:val="24"/>
+        </w:rPr>
+      </w:pPr>
+      <w:r>
+        <w:rPr>
+          <w:rFonts w:ascii="Google Sans" w:eastAsia="Google Sans" w:hAnsi="Google Sans" w:cs="Google Sans"/>
+          <w:sz w:val="24"/>
+          <w:szCs w:val="24"/>
+        </w:rPr>
+        <w:t>establish regular monitoring for legacy systems, and implement backups</w:t>
+      </w:r>
+    </w:p>
+    <w:p>
+      <w:pPr>
+        <w:spacing w:after="200" w:line="360" w:lineRule="auto"/>
+        <w:rPr>
+          <w:rFonts w:ascii="Google Sans" w:eastAsia="Google Sans" w:hAnsi="Google Sans" w:cs="Google Sans"/>
+          <w:sz w:val="24"/>
+          <w:szCs w:val="24"/>
+        </w:rPr>
+      </w:pPr>
+      <w:r>
+        <w:rPr>
+          <w:rFonts w:ascii="Google Sans" w:eastAsia="Google Sans" w:hAnsi="Google Sans" w:cs="Google Sans"/>
+          <w:sz w:val="24"/>
+          <w:szCs w:val="24"/>
+        </w:rPr>
+        <w:t>and disaster recovery plans to improve detection, response, and recovery</w:t>
+      </w:r>
+    </w:p>
+    <w:p>
+      <w:pPr>
+        <w:spacing w:after="200" w:line="360" w:lineRule="auto"/>
+        <w:rPr>
+          <w:rFonts w:ascii="Google Sans" w:eastAsia="Google Sans" w:hAnsi="Google Sans" w:cs="Google Sans"/>
+          <w:sz w:val="24"/>
+          <w:szCs w:val="24"/>
+        </w:rPr>
+      </w:pPr>
+      <w:r>
+        <w:rPr>
+          <w:rFonts w:ascii="Google Sans" w:eastAsia="Google Sans" w:hAnsi="Google Sans" w:cs="Google Sans"/>
+          <w:sz w:val="24"/>
+          <w:szCs w:val="24"/>
+        </w:rPr>
+        <w:lastRenderedPageBreak/>
+        <w:t>capabilities.</w:t>
+      </w:r>
+    </w:p>
+    <w:p>
+      <w:pPr>
+        <w:spacing w:after="200" w:line="360" w:lineRule="auto"/>
+        <w:rPr>
+          <w:rFonts w:ascii="Google Sans" w:eastAsia="Google Sans" w:hAnsi="Google Sans" w:cs="Google Sans"/>
+          <w:sz w:val="24"/>
+          <w:szCs w:val="24"/>
+        </w:rPr>
+      </w:pPr>
+    </w:p>
+    <w:p>
+      <w:pPr>
+        <w:spacing w:after="200" w:line="360" w:lineRule="auto"/>
+        <w:rPr>
+          <w:rFonts w:ascii="Google Sans" w:eastAsia="Google Sans" w:hAnsi="Google Sans" w:cs="Google Sans"/>
+          <w:sz w:val="24"/>
+          <w:szCs w:val="24"/>
+        </w:rPr>
+      </w:pPr>
+      <w:r>
+        <w:rPr>
+          <w:rFonts w:ascii="Google Sans" w:eastAsia="Google Sans" w:hAnsi="Google Sans" w:cs="Google Sans"/>
+          <w:sz w:val="24"/>
+          <w:szCs w:val="24"/>
+        </w:rPr>
+        <w:t>Stronger password policies and a centralized password management system</w:t>
+      </w:r>
+    </w:p>
+    <w:p>
+      <w:pPr>
+        <w:spacing w:after="200" w:line="360" w:lineRule="auto"/>
+      </w:pPr>
+      <w:r>
+        <w:rPr>
+          <w:rFonts w:ascii="Google Sans" w:eastAsia="Google Sans" w:hAnsi="Google Sans" w:cs="Google Sans"/>
+          <w:sz w:val="24"/>
+          <w:szCs w:val="24"/>
+        </w:rPr>
+        <w:t>should be enforced to enhance access security and operational efficiency.</w:t>
+      </w:r>
+    </w:p>
     <w:sectPr>
       <w:pgSz w:w="12240" w:h="15840"/>
       <w:pgMar w:top="1440" w:right="1440" w:bottom="1440" w:left="1440" w:header="720" w:footer="720" w:gutter="0"/>
